--- a/resources/monster/Monster_Namen.docx
+++ b/resources/monster/Monster_Namen.docx
@@ -2858,6 +2858,13 @@
                 <w:szCs w:val="48"/>
               </w:rPr>
             </w:pPr>
+            <w:r>
+              <w:rPr>
+                <w:sz w:val="48"/>
+                <w:szCs w:val="48"/>
+              </w:rPr>
+              <w:t>Witherskelett</w:t>
+            </w:r>
           </w:p>
         </w:tc>
       </w:tr>
@@ -3022,6 +3029,13 @@
                 <w:szCs w:val="48"/>
               </w:rPr>
             </w:pPr>
+            <w:r>
+              <w:rPr>
+                <w:sz w:val="48"/>
+                <w:szCs w:val="48"/>
+              </w:rPr>
+              <w:t>Hocklin</w:t>
+            </w:r>
           </w:p>
         </w:tc>
         <w:tc>
@@ -3226,6 +3240,13 @@
                 <w:szCs w:val="48"/>
               </w:rPr>
             </w:pPr>
+            <w:r>
+              <w:rPr>
+                <w:sz w:val="48"/>
+                <w:szCs w:val="48"/>
+              </w:rPr>
+              <w:t>Lone</w:t>
+            </w:r>
           </w:p>
         </w:tc>
         <w:tc>
@@ -3380,6 +3401,13 @@
                 <w:szCs w:val="48"/>
               </w:rPr>
             </w:pPr>
+            <w:r>
+              <w:rPr>
+                <w:sz w:val="48"/>
+                <w:szCs w:val="48"/>
+              </w:rPr>
+              <w:t>Silberfisch</w:t>
+            </w:r>
           </w:p>
         </w:tc>
         <w:tc>
@@ -4491,6 +4519,13 @@
                 <w:szCs w:val="48"/>
               </w:rPr>
             </w:pPr>
+            <w:r>
+              <w:rPr>
+                <w:sz w:val="48"/>
+                <w:szCs w:val="48"/>
+              </w:rPr>
+              <w:t>Magical Wex</w:t>
+            </w:r>
           </w:p>
         </w:tc>
         <w:tc>
@@ -4563,6 +4598,13 @@
                 <w:szCs w:val="48"/>
               </w:rPr>
             </w:pPr>
+            <w:r>
+              <w:rPr>
+                <w:sz w:val="48"/>
+                <w:szCs w:val="48"/>
+              </w:rPr>
+              <w:t>Diener</w:t>
+            </w:r>
           </w:p>
         </w:tc>
         <w:tc>
@@ -4707,6 +4749,13 @@
                 <w:szCs w:val="48"/>
               </w:rPr>
             </w:pPr>
+            <w:r>
+              <w:rPr>
+                <w:sz w:val="40"/>
+                <w:szCs w:val="40"/>
+              </w:rPr>
+              <w:t>Wandernder Händler</w:t>
+            </w:r>
           </w:p>
         </w:tc>
         <w:tc>
@@ -4981,6 +5030,13 @@
                 <w:szCs w:val="48"/>
               </w:rPr>
             </w:pPr>
+            <w:r>
+              <w:rPr>
+                <w:sz w:val="48"/>
+                <w:szCs w:val="48"/>
+              </w:rPr>
+              <w:t>Wächter</w:t>
+            </w:r>
           </w:p>
         </w:tc>
         <w:tc>
@@ -5015,6 +5071,13 @@
                 <w:szCs w:val="48"/>
               </w:rPr>
             </w:pPr>
+            <w:r>
+              <w:rPr>
+                <w:sz w:val="48"/>
+                <w:szCs w:val="48"/>
+              </w:rPr>
+              <w:t>Wiether</w:t>
+            </w:r>
           </w:p>
         </w:tc>
       </w:tr>
